--- a/Lab2/Отчет2.docx
+++ b/Lab2/Отчет2.docx
@@ -599,7 +599,6 @@
                 <w:lang w:eastAsia="ru-RU"/>
               </w:rPr>
             </w:pPr>
-            <w:proofErr w:type="spellStart"/>
             <w:r>
               <w:rPr>
                 <w:rFonts w:eastAsia="Times New Roman" w:cs="Times New Roman"/>
@@ -607,7 +606,6 @@
               </w:rPr>
               <w:t>Супрунович</w:t>
             </w:r>
-            <w:proofErr w:type="spellEnd"/>
             <w:r>
               <w:rPr>
                 <w:rFonts w:eastAsia="Times New Roman" w:cs="Times New Roman"/>
@@ -724,7 +722,6 @@
                 <w:lang w:eastAsia="ru-RU"/>
               </w:rPr>
             </w:pPr>
-            <w:proofErr w:type="spellStart"/>
             <w:r>
               <w:rPr>
                 <w:rFonts w:eastAsia="Times New Roman" w:cs="Times New Roman"/>
@@ -732,7 +729,6 @@
               </w:rPr>
               <w:t>Болтак</w:t>
             </w:r>
-            <w:proofErr w:type="spellEnd"/>
             <w:r>
               <w:rPr>
                 <w:rFonts w:eastAsia="Times New Roman" w:cs="Times New Roman"/>
@@ -1381,7 +1377,7 @@
           <w:color w:val="000000"/>
           <w:sz w:val="28"/>
           <w:szCs w:val="28"/>
-          <w:lang w:val="en-US" w:eastAsia="en-US"/>
+          <w:lang w:eastAsia="en-US"/>
         </w:rPr>
         <w:t>: 36</w:t>
       </w:r>
@@ -1419,7 +1415,7 @@
           <w:color w:val="000000"/>
           <w:sz w:val="28"/>
           <w:szCs w:val="28"/>
-          <w:lang w:val="en-US" w:eastAsia="en-US"/>
+          <w:lang w:eastAsia="en-US"/>
         </w:rPr>
         <w:t>:</w:t>
       </w:r>
@@ -1627,18 +1623,12 @@
         <w:tabs>
           <w:tab w:val="left" w:pos="0"/>
         </w:tabs>
-        <w:rPr>
-          <w:lang w:val="en-US"/>
-        </w:rPr>
       </w:pPr>
       <w:r>
         <w:lastRenderedPageBreak/>
         <w:t>Ввод ключа некорректной длинны</w:t>
       </w:r>
       <w:r>
-        <w:rPr>
-          <w:lang w:val="en-US"/>
-        </w:rPr>
         <w:t>:</w:t>
       </w:r>
       <w:r>
@@ -1706,9 +1696,6 @@
         <w:t>Шифрование</w:t>
       </w:r>
       <w:r>
-        <w:rPr>
-          <w:lang w:val="en-US"/>
-        </w:rPr>
         <w:t>:</w:t>
       </w:r>
     </w:p>
@@ -2242,6 +2229,135 @@
                     <a:xfrm>
                       <a:off x="0" y="0"/>
                       <a:ext cx="3394075" cy="1350645"/>
+                    </a:xfrm>
+                    <a:prstGeom prst="rect">
+                      <a:avLst/>
+                    </a:prstGeom>
+                    <a:noFill/>
+                    <a:ln>
+                      <a:noFill/>
+                    </a:ln>
+                  </pic:spPr>
+                </pic:pic>
+              </a:graphicData>
+            </a:graphic>
+          </wp:inline>
+        </w:drawing>
+      </w:r>
+    </w:p>
+    <w:p>
+      <w:pPr>
+        <w:tabs>
+          <w:tab w:val="left" w:pos="0"/>
+        </w:tabs>
+      </w:pPr>
+      <w:r>
+        <w:t>Шифрование не текстового файла</w:t>
+      </w:r>
+      <w:r>
+        <w:rPr>
+          <w:lang w:val="en-US"/>
+        </w:rPr>
+        <w:t>:</w:t>
+      </w:r>
+    </w:p>
+    <w:p>
+      <w:pPr>
+        <w:tabs>
+          <w:tab w:val="left" w:pos="0"/>
+        </w:tabs>
+      </w:pPr>
+      <w:r>
+        <w:rPr>
+          <w:noProof/>
+        </w:rPr>
+        <w:drawing>
+          <wp:inline distT="0" distB="0" distL="0" distR="0" wp14:anchorId="6769E521" wp14:editId="143175F5">
+            <wp:extent cx="1249680" cy="1384935"/>
+            <wp:effectExtent l="0" t="0" r="7620" b="5715"/>
+            <wp:docPr id="9" name="Рисунок 9"/>
+            <wp:cNvGraphicFramePr>
+              <a:graphicFrameLocks xmlns:a="http://schemas.openxmlformats.org/drawingml/2006/main" noChangeAspect="1"/>
+            </wp:cNvGraphicFramePr>
+            <a:graphic xmlns:a="http://schemas.openxmlformats.org/drawingml/2006/main">
+              <a:graphicData uri="http://schemas.openxmlformats.org/drawingml/2006/picture">
+                <pic:pic xmlns:pic="http://schemas.openxmlformats.org/drawingml/2006/picture">
+                  <pic:nvPicPr>
+                    <pic:cNvPr id="0" name="Picture 5"/>
+                    <pic:cNvPicPr>
+                      <a:picLocks noChangeAspect="1" noChangeArrowheads="1"/>
+                    </pic:cNvPicPr>
+                  </pic:nvPicPr>
+                  <pic:blipFill>
+                    <a:blip r:embed="rId17">
+                      <a:extLst>
+                        <a:ext uri="{28A0092B-C50C-407E-A947-70E740481C1C}">
+                          <a14:useLocalDpi xmlns:a14="http://schemas.microsoft.com/office/drawing/2010/main" val="0"/>
+                        </a:ext>
+                      </a:extLst>
+                    </a:blip>
+                    <a:srcRect/>
+                    <a:stretch>
+                      <a:fillRect/>
+                    </a:stretch>
+                  </pic:blipFill>
+                  <pic:spPr bwMode="auto">
+                    <a:xfrm>
+                      <a:off x="0" y="0"/>
+                      <a:ext cx="1249680" cy="1384935"/>
+                    </a:xfrm>
+                    <a:prstGeom prst="rect">
+                      <a:avLst/>
+                    </a:prstGeom>
+                    <a:noFill/>
+                    <a:ln>
+                      <a:noFill/>
+                    </a:ln>
+                  </pic:spPr>
+                </pic:pic>
+              </a:graphicData>
+            </a:graphic>
+          </wp:inline>
+        </w:drawing>
+      </w:r>
+      <w:r>
+        <w:rPr>
+          <w:noProof/>
+        </w:rPr>
+        <w:drawing>
+          <wp:inline distT="0" distB="0" distL="0" distR="0" wp14:anchorId="65436815" wp14:editId="6D346AA2">
+            <wp:extent cx="5939155" cy="4481195"/>
+            <wp:effectExtent l="0" t="0" r="4445" b="0"/>
+            <wp:docPr id="10" name="Рисунок 10"/>
+            <wp:cNvGraphicFramePr>
+              <a:graphicFrameLocks xmlns:a="http://schemas.openxmlformats.org/drawingml/2006/main" noChangeAspect="1"/>
+            </wp:cNvGraphicFramePr>
+            <a:graphic xmlns:a="http://schemas.openxmlformats.org/drawingml/2006/main">
+              <a:graphicData uri="http://schemas.openxmlformats.org/drawingml/2006/picture">
+                <pic:pic xmlns:pic="http://schemas.openxmlformats.org/drawingml/2006/picture">
+                  <pic:nvPicPr>
+                    <pic:cNvPr id="0" name="Picture 6"/>
+                    <pic:cNvPicPr>
+                      <a:picLocks noChangeAspect="1" noChangeArrowheads="1"/>
+                    </pic:cNvPicPr>
+                  </pic:nvPicPr>
+                  <pic:blipFill>
+                    <a:blip r:embed="rId18">
+                      <a:extLst>
+                        <a:ext uri="{28A0092B-C50C-407E-A947-70E740481C1C}">
+                          <a14:useLocalDpi xmlns:a14="http://schemas.microsoft.com/office/drawing/2010/main" val="0"/>
+                        </a:ext>
+                      </a:extLst>
+                    </a:blip>
+                    <a:srcRect/>
+                    <a:stretch>
+                      <a:fillRect/>
+                    </a:stretch>
+                  </pic:blipFill>
+                  <pic:spPr bwMode="auto">
+                    <a:xfrm>
+                      <a:off x="0" y="0"/>
+                      <a:ext cx="5939155" cy="4481195"/>
                     </a:xfrm>
                     <a:prstGeom prst="rect">
                       <a:avLst/>
@@ -3032,6 +3148,7 @@
   <w:style w:type="character" w:default="1" w:styleId="a0">
     <w:name w:val="Default Paragraph Font"/>
     <w:uiPriority w:val="1"/>
+    <w:semiHidden/>
     <w:unhideWhenUsed/>
   </w:style>
   <w:style w:type="table" w:default="1" w:styleId="a1">
